--- a/template-work.docx
+++ b/template-work.docx
@@ -499,7 +499,7 @@
       <w:r xmlns:a="http://schemas.openxmlformats.org/drawingml/2006/main" xmlns:pic="http://schemas.openxmlformats.org/drawingml/2006/picture">
         <w:drawing>
           <wp:inline distT="0" distB="0" distL="0" distR="0">
-            <wp:extent cx="190500" cy="190500"/>
+            <wp:extent cx="225000" cy="225000"/>
             <wp:docPr id="9001" name="chk_t_meet"/>
             <wp:cNvGraphicFramePr/>
             <a:graphic>
@@ -518,7 +518,7 @@
                   <pic:spPr>
                     <a:xfrm>
                       <a:off x="0" y="0"/>
-                      <a:ext cx="190500" cy="190500"/>
+                      <a:ext cx="225000" cy="225000"/>
                     </a:xfrm>
                     <a:prstGeom prst="rect">
                       <a:avLst/>
@@ -591,7 +591,7 @@
       <w:r xmlns:a="http://schemas.openxmlformats.org/drawingml/2006/main" xmlns:pic="http://schemas.openxmlformats.org/drawingml/2006/picture">
         <w:drawing>
           <wp:inline distT="0" distB="0" distL="0" distR="0">
-            <wp:extent cx="190500" cy="190500"/>
+            <wp:extent cx="225000" cy="225000"/>
             <wp:docPr id="9002" name="chk_t_semi"/>
             <wp:cNvGraphicFramePr/>
             <a:graphic>
@@ -610,7 +610,7 @@
                   <pic:spPr>
                     <a:xfrm>
                       <a:off x="0" y="0"/>
-                      <a:ext cx="190500" cy="190500"/>
+                      <a:ext cx="225000" cy="225000"/>
                     </a:xfrm>
                     <a:prstGeom prst="rect">
                       <a:avLst/>
@@ -683,7 +683,7 @@
       <w:r xmlns:a="http://schemas.openxmlformats.org/drawingml/2006/main" xmlns:pic="http://schemas.openxmlformats.org/drawingml/2006/picture">
         <w:drawing>
           <wp:inline distT="0" distB="0" distL="0" distR="0">
-            <wp:extent cx="190500" cy="190500"/>
+            <wp:extent cx="225000" cy="225000"/>
             <wp:docPr id="9003" name="chk_t_work"/>
             <wp:cNvGraphicFramePr/>
             <a:graphic>
@@ -702,7 +702,7 @@
                   <pic:spPr>
                     <a:xfrm>
                       <a:off x="0" y="0"/>
-                      <a:ext cx="190500" cy="190500"/>
+                      <a:ext cx="225000" cy="225000"/>
                     </a:xfrm>
                     <a:prstGeom prst="rect">
                       <a:avLst/>
@@ -1184,7 +1184,7 @@
       <w:r xmlns:a="http://schemas.openxmlformats.org/drawingml/2006/main" xmlns:pic="http://schemas.openxmlformats.org/drawingml/2006/picture">
         <w:drawing>
           <wp:inline distT="0" distB="0" distL="0" distR="0">
-            <wp:extent cx="190500" cy="190500"/>
+            <wp:extent cx="225000" cy="225000"/>
             <wp:docPr id="9004" name="chk_a_cert"/>
             <wp:cNvGraphicFramePr/>
             <a:graphic>
@@ -1203,7 +1203,7 @@
                   <pic:spPr>
                     <a:xfrm>
                       <a:off x="0" y="0"/>
-                      <a:ext cx="190500" cy="190500"/>
+                      <a:ext cx="225000" cy="225000"/>
                     </a:xfrm>
                     <a:prstGeom prst="rect">
                       <a:avLst/>
@@ -1304,7 +1304,7 @@
       <w:r xmlns:a="http://schemas.openxmlformats.org/drawingml/2006/main" xmlns:pic="http://schemas.openxmlformats.org/drawingml/2006/picture">
         <w:drawing>
           <wp:inline distT="0" distB="0" distL="0" distR="0">
-            <wp:extent cx="190500" cy="190500"/>
+            <wp:extent cx="225000" cy="225000"/>
             <wp:docPr id="9005" name="chk_a_invite"/>
             <wp:cNvGraphicFramePr/>
             <a:graphic>
@@ -1323,7 +1323,7 @@
                   <pic:spPr>
                     <a:xfrm>
                       <a:off x="0" y="0"/>
-                      <a:ext cx="190500" cy="190500"/>
+                      <a:ext cx="225000" cy="225000"/>
                     </a:xfrm>
                     <a:prstGeom prst="rect">
                       <a:avLst/>
@@ -1415,7 +1415,7 @@
       <w:r xmlns:a="http://schemas.openxmlformats.org/drawingml/2006/main" xmlns:pic="http://schemas.openxmlformats.org/drawingml/2006/picture">
         <w:drawing>
           <wp:inline distT="0" distB="0" distL="0" distR="0">
-            <wp:extent cx="190500" cy="190500"/>
+            <wp:extent cx="225000" cy="225000"/>
             <wp:docPr id="9006" name="chk_a_accept"/>
             <wp:cNvGraphicFramePr/>
             <a:graphic>
@@ -1434,7 +1434,7 @@
                   <pic:spPr>
                     <a:xfrm>
                       <a:off x="0" y="0"/>
-                      <a:ext cx="190500" cy="190500"/>
+                      <a:ext cx="225000" cy="225000"/>
                     </a:xfrm>
                     <a:prstGeom prst="rect">
                       <a:avLst/>
@@ -1499,7 +1499,7 @@
       <w:r xmlns:a="http://schemas.openxmlformats.org/drawingml/2006/main" xmlns:pic="http://schemas.openxmlformats.org/drawingml/2006/picture">
         <w:drawing>
           <wp:inline distT="0" distB="0" distL="0" distR="0">
-            <wp:extent cx="190500" cy="190500"/>
+            <wp:extent cx="225000" cy="225000"/>
             <wp:docPr id="9007" name="chk_a_reg"/>
             <wp:cNvGraphicFramePr/>
             <a:graphic>
@@ -1518,7 +1518,7 @@
                   <pic:spPr>
                     <a:xfrm>
                       <a:off x="0" y="0"/>
-                      <a:ext cx="190500" cy="190500"/>
+                      <a:ext cx="225000" cy="225000"/>
                     </a:xfrm>
                     <a:prstGeom prst="rect">
                       <a:avLst/>
@@ -1612,7 +1612,7 @@
       <w:r xmlns:a="http://schemas.openxmlformats.org/drawingml/2006/main" xmlns:pic="http://schemas.openxmlformats.org/drawingml/2006/picture">
         <w:drawing>
           <wp:inline distT="0" distB="0" distL="0" distR="0">
-            <wp:extent cx="190500" cy="190500"/>
+            <wp:extent cx="225000" cy="225000"/>
             <wp:docPr id="9008" name="chk_a_fund"/>
             <wp:cNvGraphicFramePr/>
             <a:graphic>
@@ -1631,7 +1631,7 @@
                   <pic:spPr>
                     <a:xfrm>
                       <a:off x="0" y="0"/>
-                      <a:ext cx="190500" cy="190500"/>
+                      <a:ext cx="225000" cy="225000"/>
                     </a:xfrm>
                     <a:prstGeom prst="rect">
                       <a:avLst/>
@@ -1705,7 +1705,7 @@
       <w:r xmlns:a="http://schemas.openxmlformats.org/drawingml/2006/main" xmlns:pic="http://schemas.openxmlformats.org/drawingml/2006/picture">
         <w:drawing>
           <wp:inline distT="0" distB="0" distL="0" distR="0">
-            <wp:extent cx="190500" cy="190500"/>
+            <wp:extent cx="225000" cy="225000"/>
             <wp:docPr id="9009" name="chk_a_sched"/>
             <wp:cNvGraphicFramePr/>
             <a:graphic>
@@ -1724,7 +1724,7 @@
                   <pic:spPr>
                     <a:xfrm>
                       <a:off x="0" y="0"/>
-                      <a:ext cx="190500" cy="190500"/>
+                      <a:ext cx="225000" cy="225000"/>
                     </a:xfrm>
                     <a:prstGeom prst="rect">
                       <a:avLst/>
@@ -1807,7 +1807,7 @@
       <w:r xmlns:a="http://schemas.openxmlformats.org/drawingml/2006/main" xmlns:pic="http://schemas.openxmlformats.org/drawingml/2006/picture">
         <w:drawing>
           <wp:inline distT="0" distB="0" distL="0" distR="0">
-            <wp:extent cx="190500" cy="190500"/>
+            <wp:extent cx="225000" cy="225000"/>
             <wp:docPr id="9010" name="chk_a_other"/>
             <wp:cNvGraphicFramePr/>
             <a:graphic>
@@ -1826,7 +1826,7 @@
                   <pic:spPr>
                     <a:xfrm>
                       <a:off x="0" y="0"/>
-                      <a:ext cx="190500" cy="190500"/>
+                      <a:ext cx="225000" cy="225000"/>
                     </a:xfrm>
                     <a:prstGeom prst="rect">
                       <a:avLst/>

--- a/template-work.docx
+++ b/template-work.docx
@@ -497,9 +497,12 @@
         <w:t xml:space="preserve">{#t_meet}</w:t>
       </w:r>
       <w:r xmlns:a="http://schemas.openxmlformats.org/drawingml/2006/main" xmlns:pic="http://schemas.openxmlformats.org/drawingml/2006/picture">
+        <w:rPr>
+          <w:position w:val="-4"/>
+        </w:rPr>
         <w:drawing>
           <wp:inline distT="0" distB="0" distL="0" distR="0">
-            <wp:extent cx="225000" cy="225000"/>
+            <wp:extent cx="165000" cy="165000"/>
             <wp:docPr id="9001" name="chk_t_meet"/>
             <wp:cNvGraphicFramePr/>
             <a:graphic>
@@ -518,7 +521,7 @@
                   <pic:spPr>
                     <a:xfrm>
                       <a:off x="0" y="0"/>
-                      <a:ext cx="225000" cy="225000"/>
+                      <a:ext cx="165000" cy="165000"/>
                     </a:xfrm>
                     <a:prstGeom prst="rect">
                       <a:avLst/>
@@ -589,9 +592,12 @@
         <w:t xml:space="preserve">{#t_semi}</w:t>
       </w:r>
       <w:r xmlns:a="http://schemas.openxmlformats.org/drawingml/2006/main" xmlns:pic="http://schemas.openxmlformats.org/drawingml/2006/picture">
+        <w:rPr>
+          <w:position w:val="-4"/>
+        </w:rPr>
         <w:drawing>
           <wp:inline distT="0" distB="0" distL="0" distR="0">
-            <wp:extent cx="225000" cy="225000"/>
+            <wp:extent cx="165000" cy="165000"/>
             <wp:docPr id="9002" name="chk_t_semi"/>
             <wp:cNvGraphicFramePr/>
             <a:graphic>
@@ -610,7 +616,7 @@
                   <pic:spPr>
                     <a:xfrm>
                       <a:off x="0" y="0"/>
-                      <a:ext cx="225000" cy="225000"/>
+                      <a:ext cx="165000" cy="165000"/>
                     </a:xfrm>
                     <a:prstGeom prst="rect">
                       <a:avLst/>
@@ -681,9 +687,12 @@
         <w:t xml:space="preserve">{#t_work}</w:t>
       </w:r>
       <w:r xmlns:a="http://schemas.openxmlformats.org/drawingml/2006/main" xmlns:pic="http://schemas.openxmlformats.org/drawingml/2006/picture">
+        <w:rPr>
+          <w:position w:val="-4"/>
+        </w:rPr>
         <w:drawing>
           <wp:inline distT="0" distB="0" distL="0" distR="0">
-            <wp:extent cx="225000" cy="225000"/>
+            <wp:extent cx="165000" cy="165000"/>
             <wp:docPr id="9003" name="chk_t_work"/>
             <wp:cNvGraphicFramePr/>
             <a:graphic>
@@ -702,7 +711,7 @@
                   <pic:spPr>
                     <a:xfrm>
                       <a:off x="0" y="0"/>
-                      <a:ext cx="225000" cy="225000"/>
+                      <a:ext cx="165000" cy="165000"/>
                     </a:xfrm>
                     <a:prstGeom prst="rect">
                       <a:avLst/>
@@ -1182,9 +1191,12 @@
         <w:t xml:space="preserve">{#a_cert}</w:t>
       </w:r>
       <w:r xmlns:a="http://schemas.openxmlformats.org/drawingml/2006/main" xmlns:pic="http://schemas.openxmlformats.org/drawingml/2006/picture">
+        <w:rPr>
+          <w:position w:val="-4"/>
+        </w:rPr>
         <w:drawing>
           <wp:inline distT="0" distB="0" distL="0" distR="0">
-            <wp:extent cx="225000" cy="225000"/>
+            <wp:extent cx="165000" cy="165000"/>
             <wp:docPr id="9004" name="chk_a_cert"/>
             <wp:cNvGraphicFramePr/>
             <a:graphic>
@@ -1203,7 +1215,7 @@
                   <pic:spPr>
                     <a:xfrm>
                       <a:off x="0" y="0"/>
-                      <a:ext cx="225000" cy="225000"/>
+                      <a:ext cx="165000" cy="165000"/>
                     </a:xfrm>
                     <a:prstGeom prst="rect">
                       <a:avLst/>
@@ -1302,9 +1314,12 @@
         <w:t xml:space="preserve">{#a_invite}</w:t>
       </w:r>
       <w:r xmlns:a="http://schemas.openxmlformats.org/drawingml/2006/main" xmlns:pic="http://schemas.openxmlformats.org/drawingml/2006/picture">
+        <w:rPr>
+          <w:position w:val="-4"/>
+        </w:rPr>
         <w:drawing>
           <wp:inline distT="0" distB="0" distL="0" distR="0">
-            <wp:extent cx="225000" cy="225000"/>
+            <wp:extent cx="165000" cy="165000"/>
             <wp:docPr id="9005" name="chk_a_invite"/>
             <wp:cNvGraphicFramePr/>
             <a:graphic>
@@ -1323,7 +1338,7 @@
                   <pic:spPr>
                     <a:xfrm>
                       <a:off x="0" y="0"/>
-                      <a:ext cx="225000" cy="225000"/>
+                      <a:ext cx="165000" cy="165000"/>
                     </a:xfrm>
                     <a:prstGeom prst="rect">
                       <a:avLst/>
@@ -1413,9 +1428,12 @@
         <w:t xml:space="preserve">{#a_accept}</w:t>
       </w:r>
       <w:r xmlns:a="http://schemas.openxmlformats.org/drawingml/2006/main" xmlns:pic="http://schemas.openxmlformats.org/drawingml/2006/picture">
+        <w:rPr>
+          <w:position w:val="-4"/>
+        </w:rPr>
         <w:drawing>
           <wp:inline distT="0" distB="0" distL="0" distR="0">
-            <wp:extent cx="225000" cy="225000"/>
+            <wp:extent cx="165000" cy="165000"/>
             <wp:docPr id="9006" name="chk_a_accept"/>
             <wp:cNvGraphicFramePr/>
             <a:graphic>
@@ -1434,7 +1452,7 @@
                   <pic:spPr>
                     <a:xfrm>
                       <a:off x="0" y="0"/>
-                      <a:ext cx="225000" cy="225000"/>
+                      <a:ext cx="165000" cy="165000"/>
                     </a:xfrm>
                     <a:prstGeom prst="rect">
                       <a:avLst/>
@@ -1497,9 +1515,12 @@
         <w:t xml:space="preserve">{#a_reg}</w:t>
       </w:r>
       <w:r xmlns:a="http://schemas.openxmlformats.org/drawingml/2006/main" xmlns:pic="http://schemas.openxmlformats.org/drawingml/2006/picture">
+        <w:rPr>
+          <w:position w:val="-4"/>
+        </w:rPr>
         <w:drawing>
           <wp:inline distT="0" distB="0" distL="0" distR="0">
-            <wp:extent cx="225000" cy="225000"/>
+            <wp:extent cx="165000" cy="165000"/>
             <wp:docPr id="9007" name="chk_a_reg"/>
             <wp:cNvGraphicFramePr/>
             <a:graphic>
@@ -1518,7 +1539,7 @@
                   <pic:spPr>
                     <a:xfrm>
                       <a:off x="0" y="0"/>
-                      <a:ext cx="225000" cy="225000"/>
+                      <a:ext cx="165000" cy="165000"/>
                     </a:xfrm>
                     <a:prstGeom prst="rect">
                       <a:avLst/>
@@ -1610,9 +1631,12 @@
         <w:t xml:space="preserve">{#a_fund}</w:t>
       </w:r>
       <w:r xmlns:a="http://schemas.openxmlformats.org/drawingml/2006/main" xmlns:pic="http://schemas.openxmlformats.org/drawingml/2006/picture">
+        <w:rPr>
+          <w:position w:val="-4"/>
+        </w:rPr>
         <w:drawing>
           <wp:inline distT="0" distB="0" distL="0" distR="0">
-            <wp:extent cx="225000" cy="225000"/>
+            <wp:extent cx="165000" cy="165000"/>
             <wp:docPr id="9008" name="chk_a_fund"/>
             <wp:cNvGraphicFramePr/>
             <a:graphic>
@@ -1631,7 +1655,7 @@
                   <pic:spPr>
                     <a:xfrm>
                       <a:off x="0" y="0"/>
-                      <a:ext cx="225000" cy="225000"/>
+                      <a:ext cx="165000" cy="165000"/>
                     </a:xfrm>
                     <a:prstGeom prst="rect">
                       <a:avLst/>
@@ -1703,9 +1727,12 @@
         <w:t xml:space="preserve">{#a_sched}</w:t>
       </w:r>
       <w:r xmlns:a="http://schemas.openxmlformats.org/drawingml/2006/main" xmlns:pic="http://schemas.openxmlformats.org/drawingml/2006/picture">
+        <w:rPr>
+          <w:position w:val="-4"/>
+        </w:rPr>
         <w:drawing>
           <wp:inline distT="0" distB="0" distL="0" distR="0">
-            <wp:extent cx="225000" cy="225000"/>
+            <wp:extent cx="165000" cy="165000"/>
             <wp:docPr id="9009" name="chk_a_sched"/>
             <wp:cNvGraphicFramePr/>
             <a:graphic>
@@ -1724,7 +1751,7 @@
                   <pic:spPr>
                     <a:xfrm>
                       <a:off x="0" y="0"/>
-                      <a:ext cx="225000" cy="225000"/>
+                      <a:ext cx="165000" cy="165000"/>
                     </a:xfrm>
                     <a:prstGeom prst="rect">
                       <a:avLst/>
@@ -1805,9 +1832,12 @@
         <w:t xml:space="preserve">{#a_other}</w:t>
       </w:r>
       <w:r xmlns:a="http://schemas.openxmlformats.org/drawingml/2006/main" xmlns:pic="http://schemas.openxmlformats.org/drawingml/2006/picture">
+        <w:rPr>
+          <w:position w:val="-4"/>
+        </w:rPr>
         <w:drawing>
           <wp:inline distT="0" distB="0" distL="0" distR="0">
-            <wp:extent cx="225000" cy="225000"/>
+            <wp:extent cx="165000" cy="165000"/>
             <wp:docPr id="9010" name="chk_a_other"/>
             <wp:cNvGraphicFramePr/>
             <a:graphic>
@@ -1826,7 +1856,7 @@
                   <pic:spPr>
                     <a:xfrm>
                       <a:off x="0" y="0"/>
-                      <a:ext cx="225000" cy="225000"/>
+                      <a:ext cx="165000" cy="165000"/>
                     </a:xfrm>
                     <a:prstGeom prst="rect">
                       <a:avLst/>
